--- a/Archives/김성찬/김성찬_작업일지/김성찬_작업일지_4주차.docx
+++ b/Archives/김성찬/김성찬_작업일지/김성찬_작업일지_4주차.docx
@@ -271,7 +271,58 @@
       </w:r>
     </w:p>
     <w:p>
+      <w:pPr>
+        <w:rPr>
+          <w:rFonts w:hint="eastAsia"/>
+          <w:b/>
+          <w:bCs/>
+        </w:rPr>
+      </w:pPr>
       <w:r>
+        <w:rPr>
+          <w:b/>
+          <w:bCs/>
+        </w:rPr>
+        <w:drawing>
+          <wp:inline distT="0" distB="0" distL="0" distR="0" wp14:anchorId="15F710BB" wp14:editId="022F5E77">
+            <wp:extent cx="2762250" cy="1865881"/>
+            <wp:effectExtent l="0" t="0" r="0" b="1270"/>
+            <wp:docPr id="1328146059" name="그림 1"/>
+            <wp:cNvGraphicFramePr>
+              <a:graphicFrameLocks xmlns:a="http://schemas.openxmlformats.org/drawingml/2006/main" noChangeAspect="1"/>
+            </wp:cNvGraphicFramePr>
+            <a:graphic xmlns:a="http://schemas.openxmlformats.org/drawingml/2006/main">
+              <a:graphicData uri="http://schemas.openxmlformats.org/drawingml/2006/picture">
+                <pic:pic xmlns:pic="http://schemas.openxmlformats.org/drawingml/2006/picture">
+                  <pic:nvPicPr>
+                    <pic:cNvPr id="1328146059" name=""/>
+                    <pic:cNvPicPr/>
+                  </pic:nvPicPr>
+                  <pic:blipFill>
+                    <a:blip r:embed="rId6"/>
+                    <a:stretch>
+                      <a:fillRect/>
+                    </a:stretch>
+                  </pic:blipFill>
+                  <pic:spPr>
+                    <a:xfrm>
+                      <a:off x="0" y="0"/>
+                      <a:ext cx="2776045" cy="1875199"/>
+                    </a:xfrm>
+                    <a:prstGeom prst="rect">
+                      <a:avLst/>
+                    </a:prstGeom>
+                  </pic:spPr>
+                </pic:pic>
+              </a:graphicData>
+            </a:graphic>
+          </wp:inline>
+        </w:drawing>
+      </w:r>
+    </w:p>
+    <w:p>
+      <w:r>
+        <w:lastRenderedPageBreak/>
         <w:t>프로젝트 진행 과정에서 AI, VR, 네트워크 등 여러 기술 및 연구 요소에 관한 조사 자료와 회의 내용이 늘어나면서, 기존 Notion 구조만으로는 각 분야의 현재 진행 상황을 한눈에 확인하기 어려운 문제가 있었다. 이에 따라 Notion의 기획 및 개발 현황을 중심으로 구조를 다시 정리하였다.</w:t>
       </w:r>
     </w:p>
@@ -281,13 +332,7 @@
       </w:r>
     </w:p>
     <w:p>
-      <w:pPr>
-        <w:rPr>
-          <w:rFonts w:hint="eastAsia"/>
-        </w:rPr>
-      </w:pPr>
       <w:r>
-        <w:lastRenderedPageBreak/>
         <w:t>또한 일정 및 할 일에서 참고하거나 근거로 사용한 조사 자료를 자료실에 별도로 저장할 수 있도록 관리 방식을 정리하였다. 일정에는 해야 할 작업을 간단하게 표시하고, 실제 조사 문서나 참고 자료는 자료실에 모아 연결함으로써 일정 관리와 자료 보관이 섞이지 않도록 구성하였다.</w:t>
       </w:r>
     </w:p>
@@ -475,11 +520,6 @@
             <w:tcW w:w="2254" w:type="dxa"/>
           </w:tcPr>
           <w:p>
-            <w:pPr>
-              <w:rPr>
-                <w:rFonts w:hint="eastAsia"/>
-              </w:rPr>
-            </w:pPr>
             <w:r>
               <w:t>2026.09.</w:t>
             </w:r>
@@ -496,11 +536,6 @@
             </w:r>
           </w:p>
           <w:p>
-            <w:pPr>
-              <w:rPr>
-                <w:rFonts w:hint="eastAsia"/>
-              </w:rPr>
-            </w:pPr>
             <w:r>
               <w:t>2026.</w:t>
             </w:r>
@@ -543,18 +578,8 @@
                 <w:b/>
                 <w:bCs/>
               </w:rPr>
-              <w:t xml:space="preserve">다음주 </w:t>
-            </w:r>
-            <w:proofErr w:type="spellStart"/>
-            <w:r>
-              <w:rPr>
-                <w:rFonts w:hint="eastAsia"/>
-                <w:b/>
-                <w:bCs/>
-              </w:rPr>
-              <w:t>할일</w:t>
-            </w:r>
-            <w:proofErr w:type="spellEnd"/>
+              <w:t>다음주 할일</w:t>
+            </w:r>
           </w:p>
         </w:tc>
         <w:tc>
@@ -655,7 +680,7 @@
     </w:tbl>
     <w:p/>
     <w:sectPr>
-      <w:headerReference w:type="default" r:id="rId6"/>
+      <w:headerReference w:type="default" r:id="rId7"/>
       <w:pgSz w:w="11906" w:h="16838"/>
       <w:pgMar w:top="1701" w:right="1440" w:bottom="1440" w:left="1440" w:header="851" w:footer="992" w:gutter="0"/>
       <w:cols w:space="720"/>
@@ -774,23 +799,13 @@
         <w:bCs/>
       </w:rPr>
     </w:pPr>
-    <w:proofErr w:type="spellStart"/>
     <w:r>
       <w:rPr>
         <w:rFonts w:hint="eastAsia"/>
         <w:b/>
         <w:bCs/>
       </w:rPr>
-      <w:t>팀명</w:t>
-    </w:r>
-    <w:proofErr w:type="spellEnd"/>
-    <w:r>
-      <w:rPr>
-        <w:rFonts w:hint="eastAsia"/>
-        <w:b/>
-        <w:bCs/>
-      </w:rPr>
-      <w:t>:</w:t>
+      <w:t>팀명:</w:t>
     </w:r>
     <w:r>
       <w:rPr>
@@ -1457,6 +1472,7 @@
   <w:style w:type="character" w:default="1" w:styleId="a0">
     <w:name w:val="Default Paragraph Font"/>
     <w:uiPriority w:val="1"/>
+    <w:semiHidden/>
     <w:unhideWhenUsed/>
   </w:style>
   <w:style w:type="table" w:default="1" w:styleId="a1">
